--- a/static/Documents/Abhijeet-Prakash-Dhikale-Resume.docx
+++ b/static/Documents/Abhijeet-Prakash-Dhikale-Resume.docx
@@ -52,7 +52,7 @@
           <w:lang w:val="en-US"/>
         </w:rPr>
       </w:pPr>
-      <w:hyperlink r:id="rId5" w:history="1">
+      <w:hyperlink r:id="rId8" w:history="1">
         <w:r>
           <w:rPr>
             <w:rStyle w:val="Hyperlink"/>
@@ -73,7 +73,7 @@
         </w:rPr>
         <w:t xml:space="preserve"> | </w:t>
       </w:r>
-      <w:hyperlink r:id="rId6" w:history="1">
+      <w:hyperlink r:id="rId9" w:history="1">
         <w:r>
           <w:rPr>
             <w:rStyle w:val="Hyperlink"/>
@@ -94,7 +94,7 @@
         </w:rPr>
         <w:t xml:space="preserve"> | </w:t>
       </w:r>
-      <w:hyperlink r:id="rId7" w:history="1">
+      <w:hyperlink r:id="rId10" w:history="1">
         <w:r>
           <w:rPr>
             <w:rStyle w:val="Hyperlink"/>
@@ -118,7 +118,7 @@
           <w:lang w:val="en-US"/>
         </w:rPr>
       </w:pPr>
-      <w:hyperlink r:id="rId8" w:history="1">
+      <w:hyperlink r:id="rId11" w:history="1">
         <w:r>
           <w:rPr>
             <w:rStyle w:val="Hyperlink"/>
@@ -139,7 +139,7 @@
         </w:rPr>
         <w:t xml:space="preserve"> | Contact: </w:t>
       </w:r>
-      <w:hyperlink r:id="rId9" w:history="1">
+      <w:hyperlink r:id="rId12" w:history="1">
         <w:r>
           <w:rPr>
             <w:rStyle w:val="Hyperlink"/>
@@ -160,7 +160,7 @@
         </w:rPr>
         <w:t xml:space="preserve"> | </w:t>
       </w:r>
-      <w:hyperlink r:id="rId10" w:history="1">
+      <w:hyperlink r:id="rId13" w:history="1">
         <w:r>
           <w:rPr>
             <w:rStyle w:val="Hyperlink"/>
@@ -240,11 +240,31 @@
             <w:r>
               <w:rPr>
                 <w:rFonts w:ascii="Roboto Condensed" w:hAnsi="Roboto Condensed"/>
+                <w:i/>
+                <w:iCs/>
                 <w:sz w:val="18"/>
                 <w:szCs w:val="16"/>
-                <w:lang w:val="en-US"/>
-              </w:rPr>
-              <w:t>Passionate about leveraging my skills in languages and modern frameworks like to create responsive and user-centric web applications. With a commitment to continuous learning and staying ahead of industry trends, contribute to innovative projects that drive digital transformation.</w:t>
+              </w:rPr>
+              <w:t xml:space="preserve">Electrical </w:t>
+            </w:r>
+            <w:r>
+              <w:rPr>
+                <w:rFonts w:ascii="Roboto Condensed" w:hAnsi="Roboto Condensed"/>
+                <w:i/>
+                <w:iCs/>
+                <w:sz w:val="18"/>
+                <w:szCs w:val="16"/>
+              </w:rPr>
+              <w:t>engineer with full-stack development training and hands-on experience testing avionics systems at HAL. Seeking opportunities at the intersection of hardware and software — avionics testing, systems integration, embedded systems, or software engineering — where cross-domain skills and a commitment to continuous learning add value</w:t>
+            </w:r>
+            <w:r>
+              <w:rPr>
+                <w:rFonts w:ascii="Roboto Condensed" w:hAnsi="Roboto Condensed"/>
+                <w:sz w:val="18"/>
+                <w:szCs w:val="16"/>
+                <w:lang w:val="en-US"/>
+              </w:rPr>
+              <w:t>.</w:t>
             </w:r>
           </w:p>
         </w:tc>
@@ -252,7 +272,7 @@
     </w:tbl>
     <w:p>
       <w:pPr>
-        <w:spacing w:after="0"/>
+        <w:spacing w:after="0" w:line="240" w:lineRule="auto"/>
         <w:rPr>
           <w:sz w:val="18"/>
           <w:szCs w:val="18"/>
@@ -420,7 +440,7 @@
           </w:tcPr>
           <w:p>
             <w:pPr>
-              <w:spacing w:before="80"/>
+              <w:spacing w:before="40"/>
               <w:rPr>
                 <w:sz w:val="18"/>
                 <w:szCs w:val="18"/>
@@ -443,7 +463,7 @@
           </w:tcPr>
           <w:p>
             <w:pPr>
-              <w:spacing w:before="80"/>
+              <w:spacing w:before="40"/>
               <w:jc w:val="right"/>
               <w:rPr>
                 <w:sz w:val="18"/>
@@ -516,7 +536,7 @@
           </w:tcPr>
           <w:p>
             <w:pPr>
-              <w:spacing w:before="80"/>
+              <w:spacing w:before="40"/>
               <w:rPr>
                 <w:sz w:val="18"/>
                 <w:szCs w:val="18"/>
@@ -575,7 +595,7 @@
           </w:tcPr>
           <w:p>
             <w:pPr>
-              <w:spacing w:before="80"/>
+              <w:spacing w:before="40"/>
               <w:jc w:val="right"/>
               <w:rPr>
                 <w:sz w:val="18"/>
@@ -662,7 +682,7 @@
     </w:tbl>
     <w:p>
       <w:pPr>
-        <w:spacing w:after="0"/>
+        <w:spacing w:after="0" w:line="240" w:lineRule="auto"/>
         <w:rPr>
           <w:sz w:val="18"/>
           <w:szCs w:val="18"/>
@@ -830,7 +850,7 @@
     </w:tbl>
     <w:p>
       <w:pPr>
-        <w:spacing w:after="0"/>
+        <w:spacing w:after="0" w:line="240" w:lineRule="auto"/>
         <w:rPr>
           <w:sz w:val="18"/>
           <w:szCs w:val="18"/>
@@ -841,14 +861,6 @@
       <w:tblPr>
         <w:tblStyle w:val="TableGrid"/>
         <w:tblW w:w="0" w:type="auto"/>
-        <w:tblBorders>
-          <w:top w:val="none" w:sz="0" w:space="0" w:color="auto"/>
-          <w:left w:val="none" w:sz="0" w:space="0" w:color="auto"/>
-          <w:bottom w:val="none" w:sz="0" w:space="0" w:color="auto"/>
-          <w:right w:val="none" w:sz="0" w:space="0" w:color="auto"/>
-          <w:insideH w:val="none" w:sz="0" w:space="0" w:color="auto"/>
-          <w:insideV w:val="none" w:sz="0" w:space="0" w:color="auto"/>
-        </w:tblBorders>
         <w:tblLook w:val="04A0" w:firstRow="1" w:lastRow="0" w:firstColumn="1" w:lastColumn="0" w:noHBand="0" w:noVBand="1"/>
       </w:tblPr>
       <w:tblGrid>
@@ -861,7 +873,10 @@
             <w:tcW w:w="10763" w:type="dxa"/>
             <w:gridSpan w:val="2"/>
             <w:tcBorders>
+              <w:top w:val="nil"/>
+              <w:left w:val="nil"/>
               <w:bottom w:val="single" w:sz="4" w:space="0" w:color="auto"/>
+              <w:right w:val="nil"/>
             </w:tcBorders>
           </w:tcPr>
           <w:p>
@@ -890,6 +905,9 @@
             <w:tcW w:w="5381" w:type="dxa"/>
             <w:tcBorders>
               <w:top w:val="single" w:sz="4" w:space="0" w:color="auto"/>
+              <w:left w:val="nil"/>
+              <w:bottom w:val="nil"/>
+              <w:right w:val="nil"/>
             </w:tcBorders>
           </w:tcPr>
           <w:p>
@@ -977,6 +995,9 @@
             <w:tcW w:w="5382" w:type="dxa"/>
             <w:tcBorders>
               <w:top w:val="single" w:sz="4" w:space="0" w:color="auto"/>
+              <w:left w:val="nil"/>
+              <w:bottom w:val="nil"/>
+              <w:right w:val="nil"/>
             </w:tcBorders>
           </w:tcPr>
           <w:p>
@@ -1003,6 +1024,12 @@
         <w:tc>
           <w:tcPr>
             <w:tcW w:w="5381" w:type="dxa"/>
+            <w:tcBorders>
+              <w:top w:val="nil"/>
+              <w:left w:val="nil"/>
+              <w:bottom w:val="nil"/>
+              <w:right w:val="nil"/>
+            </w:tcBorders>
           </w:tcPr>
           <w:p>
             <w:pPr>
@@ -1023,6 +1050,12 @@
         <w:tc>
           <w:tcPr>
             <w:tcW w:w="5382" w:type="dxa"/>
+            <w:tcBorders>
+              <w:top w:val="nil"/>
+              <w:left w:val="nil"/>
+              <w:bottom w:val="nil"/>
+              <w:right w:val="nil"/>
+            </w:tcBorders>
           </w:tcPr>
           <w:p>
             <w:pPr>
@@ -1047,11 +1080,18 @@
           <w:tcPr>
             <w:tcW w:w="10763" w:type="dxa"/>
             <w:gridSpan w:val="2"/>
+            <w:tcBorders>
+              <w:top w:val="nil"/>
+              <w:left w:val="nil"/>
+              <w:bottom w:val="nil"/>
+              <w:right w:val="nil"/>
+            </w:tcBorders>
           </w:tcPr>
           <w:p>
             <w:pPr>
               <w:ind w:left="170" w:right="1134"/>
               <w:rPr>
+                <w:color w:val="0D0D0D" w:themeColor="text1" w:themeTint="F2"/>
                 <w:sz w:val="18"/>
                 <w:szCs w:val="18"/>
               </w:rPr>
@@ -1059,6 +1099,7 @@
             <w:bookmarkStart w:id="0" w:name="_Hlk193980114"/>
             <w:r>
               <w:rPr>
+                <w:color w:val="0D0D0D" w:themeColor="text1" w:themeTint="F2"/>
                 <w:sz w:val="16"/>
                 <w:szCs w:val="16"/>
               </w:rPr>
@@ -1066,6 +1107,7 @@
             </w:r>
             <w:r>
               <w:rPr>
+                <w:color w:val="0D0D0D" w:themeColor="text1" w:themeTint="F2"/>
                 <w:sz w:val="16"/>
                 <w:szCs w:val="16"/>
               </w:rPr>
@@ -1073,19 +1115,310 @@
             </w:r>
             <w:r>
               <w:rPr>
+                <w:color w:val="0D0D0D" w:themeColor="text1" w:themeTint="F2"/>
                 <w:sz w:val="16"/>
                 <w:szCs w:val="16"/>
               </w:rPr>
               <w:t xml:space="preserve"> Consultancies and Technologies for (8 Weeks). The internship was centred around the following project ‘E- learning platform’.</w:t>
             </w:r>
             <w:bookmarkEnd w:id="0"/>
+          </w:p>
+        </w:tc>
+      </w:tr>
+      <w:tr>
+        <w:tc>
+          <w:tcPr>
+            <w:tcW w:w="5381" w:type="dxa"/>
+            <w:tcBorders>
+              <w:top w:val="nil"/>
+              <w:left w:val="nil"/>
+              <w:bottom w:val="nil"/>
+              <w:right w:val="nil"/>
+            </w:tcBorders>
+          </w:tcPr>
+          <w:p>
+            <w:pPr>
+              <w:spacing w:before="40"/>
+              <w:rPr>
+                <w:sz w:val="20"/>
+                <w:szCs w:val="18"/>
+              </w:rPr>
+            </w:pPr>
+            <w:r>
+              <w:rPr>
+                <w:sz w:val="20"/>
+                <w:szCs w:val="18"/>
+              </w:rPr>
+              <w:t>PMIS</w:t>
+            </w:r>
+            <w:r>
+              <w:rPr>
+                <w:sz w:val="20"/>
+                <w:szCs w:val="18"/>
+              </w:rPr>
+              <w:t xml:space="preserve"> (</w:t>
+            </w:r>
+            <w:r>
+              <w:rPr>
+                <w:sz w:val="20"/>
+                <w:szCs w:val="18"/>
+              </w:rPr>
+              <w:t>Prime Minister's Internship Scheme</w:t>
+            </w:r>
+            <w:r>
+              <w:rPr>
+                <w:sz w:val="20"/>
+                <w:szCs w:val="18"/>
+              </w:rPr>
+              <w:t>)</w:t>
+            </w:r>
+            <w:r>
+              <w:rPr>
+                <w:sz w:val="20"/>
+                <w:szCs w:val="18"/>
+              </w:rPr>
+              <w:t xml:space="preserve"> Intern</w:t>
+            </w:r>
+          </w:p>
+        </w:tc>
+        <w:tc>
+          <w:tcPr>
+            <w:tcW w:w="5382" w:type="dxa"/>
+            <w:tcBorders>
+              <w:top w:val="nil"/>
+              <w:left w:val="nil"/>
+              <w:bottom w:val="nil"/>
+              <w:right w:val="nil"/>
+            </w:tcBorders>
+          </w:tcPr>
+          <w:p>
+            <w:pPr>
+              <w:spacing w:before="40"/>
+              <w:jc w:val="right"/>
+              <w:rPr>
+                <w:sz w:val="18"/>
+                <w:szCs w:val="18"/>
+              </w:rPr>
+            </w:pPr>
+            <w:r>
+              <w:rPr>
+                <w:sz w:val="18"/>
+                <w:szCs w:val="18"/>
+              </w:rPr>
+              <w:t>Jun 2026 –</w:t>
+            </w:r>
+            <w:r>
+              <w:rPr>
+                <w:sz w:val="18"/>
+                <w:szCs w:val="18"/>
+              </w:rPr>
+              <w:t xml:space="preserve"> Present</w:t>
+            </w:r>
+          </w:p>
+        </w:tc>
+      </w:tr>
+      <w:tr>
+        <w:tc>
+          <w:tcPr>
+            <w:tcW w:w="5381" w:type="dxa"/>
+            <w:tcBorders>
+              <w:top w:val="nil"/>
+              <w:left w:val="nil"/>
+              <w:bottom w:val="nil"/>
+              <w:right w:val="nil"/>
+            </w:tcBorders>
+          </w:tcPr>
+          <w:p>
+            <w:pPr>
+              <w:rPr>
+                <w:sz w:val="18"/>
+                <w:szCs w:val="18"/>
+              </w:rPr>
+            </w:pPr>
+            <w:r>
+              <w:rPr>
+                <w:sz w:val="18"/>
+                <w:szCs w:val="18"/>
+              </w:rPr>
+              <w:t>Hindustan Aeronautics Limited</w:t>
+            </w:r>
+            <w:r>
+              <w:rPr>
+                <w:sz w:val="18"/>
+                <w:szCs w:val="18"/>
+              </w:rPr>
+              <w:t xml:space="preserve"> (HAL)</w:t>
+            </w:r>
+          </w:p>
+        </w:tc>
+        <w:tc>
+          <w:tcPr>
+            <w:tcW w:w="5382" w:type="dxa"/>
+            <w:tcBorders>
+              <w:top w:val="nil"/>
+              <w:left w:val="nil"/>
+              <w:bottom w:val="nil"/>
+              <w:right w:val="nil"/>
+            </w:tcBorders>
+          </w:tcPr>
+          <w:p>
+            <w:pPr>
+              <w:jc w:val="right"/>
+              <w:rPr>
+                <w:sz w:val="18"/>
+                <w:szCs w:val="18"/>
+              </w:rPr>
+            </w:pPr>
+            <w:r>
+              <w:rPr>
+                <w:sz w:val="18"/>
+                <w:szCs w:val="18"/>
+              </w:rPr>
+              <w:t>Ozar, Nashik</w:t>
+            </w:r>
+          </w:p>
+        </w:tc>
+      </w:tr>
+      <w:tr>
+        <w:tc>
+          <w:tcPr>
+            <w:tcW w:w="10763" w:type="dxa"/>
+            <w:gridSpan w:val="2"/>
+            <w:tcBorders>
+              <w:top w:val="nil"/>
+              <w:left w:val="nil"/>
+              <w:bottom w:val="nil"/>
+              <w:right w:val="nil"/>
+            </w:tcBorders>
+          </w:tcPr>
+          <w:p>
+            <w:pPr>
+              <w:ind w:left="170" w:right="1134"/>
+              <w:rPr>
+                <w:color w:val="0D0D0D" w:themeColor="text1" w:themeTint="F2"/>
+                <w:sz w:val="16"/>
+                <w:szCs w:val="16"/>
+              </w:rPr>
+            </w:pPr>
+            <w:r>
+              <w:rPr>
+                <w:color w:val="0D0D0D" w:themeColor="text1" w:themeTint="F2"/>
+                <w:sz w:val="16"/>
+                <w:szCs w:val="16"/>
+              </w:rPr>
+              <w:t>A 9 months internship on a s</w:t>
+            </w:r>
+            <w:r>
+              <w:rPr>
+                <w:color w:val="0D0D0D" w:themeColor="text1" w:themeTint="F2"/>
+                <w:sz w:val="16"/>
+                <w:szCs w:val="16"/>
+              </w:rPr>
+              <w:t>tudy</w:t>
+            </w:r>
+            <w:r>
+              <w:rPr>
+                <w:color w:val="0D0D0D" w:themeColor="text1" w:themeTint="F2"/>
+                <w:sz w:val="16"/>
+                <w:szCs w:val="16"/>
+              </w:rPr>
+              <w:t xml:space="preserve"> of </w:t>
+            </w:r>
+            <w:r>
+              <w:rPr>
+                <w:color w:val="0D0D0D" w:themeColor="text1" w:themeTint="F2"/>
+                <w:sz w:val="16"/>
+                <w:szCs w:val="16"/>
+              </w:rPr>
+              <w:t>testing Russian Su30 MKI fighter jet’s radar</w:t>
+            </w:r>
+            <w:r>
+              <w:rPr>
+                <w:color w:val="0D0D0D" w:themeColor="text1" w:themeTint="F2"/>
+                <w:sz w:val="16"/>
+                <w:szCs w:val="16"/>
+              </w:rPr>
+              <w:t xml:space="preserve">. That is </w:t>
+            </w:r>
+            <w:r>
+              <w:rPr>
+                <w:color w:val="0D0D0D" w:themeColor="text1" w:themeTint="F2"/>
+                <w:sz w:val="16"/>
+                <w:szCs w:val="16"/>
+              </w:rPr>
+              <w:t>N011M Bars passive electronically scanned array (PESA) radar.</w:t>
+            </w:r>
+            <w:r>
+              <w:rPr>
+                <w:color w:val="0D0D0D" w:themeColor="text1" w:themeTint="F2"/>
+                <w:sz w:val="16"/>
+                <w:szCs w:val="16"/>
+              </w:rPr>
+              <w:t xml:space="preserve"> M</w:t>
+            </w:r>
+            <w:r>
+              <w:rPr>
+                <w:color w:val="0D0D0D" w:themeColor="text1" w:themeTint="F2"/>
+                <w:sz w:val="16"/>
+                <w:szCs w:val="16"/>
+              </w:rPr>
+              <w:t>ounting the radar unit on the test rig, routing and connecting its electrical, data</w:t>
+            </w:r>
+            <w:r>
+              <w:rPr>
+                <w:color w:val="0D0D0D" w:themeColor="text1" w:themeTint="F2"/>
+                <w:sz w:val="16"/>
+                <w:szCs w:val="16"/>
+              </w:rPr>
+              <w:t xml:space="preserve"> cables</w:t>
+            </w:r>
+            <w:r>
+              <w:rPr>
+                <w:color w:val="0D0D0D" w:themeColor="text1" w:themeTint="F2"/>
+                <w:sz w:val="16"/>
+                <w:szCs w:val="16"/>
+              </w:rPr>
+              <w:t>, and cooling interfaces</w:t>
+            </w:r>
+            <w:r>
+              <w:rPr>
+                <w:color w:val="0D0D0D" w:themeColor="text1" w:themeTint="F2"/>
+                <w:sz w:val="16"/>
+                <w:szCs w:val="16"/>
+              </w:rPr>
+              <w:t>, and hydraulics</w:t>
+            </w:r>
+            <w:r>
+              <w:rPr>
+                <w:color w:val="0D0D0D" w:themeColor="text1" w:themeTint="F2"/>
+                <w:sz w:val="16"/>
+                <w:szCs w:val="16"/>
+              </w:rPr>
+              <w:t>.</w:t>
+            </w:r>
+            <w:r>
+              <w:rPr>
+                <w:color w:val="0D0D0D" w:themeColor="text1" w:themeTint="F2"/>
+                <w:sz w:val="16"/>
+                <w:szCs w:val="16"/>
+              </w:rPr>
+              <w:t xml:space="preserve"> Also s</w:t>
+            </w:r>
+            <w:r>
+              <w:rPr>
+                <w:color w:val="0D0D0D" w:themeColor="text1" w:themeTint="F2"/>
+                <w:sz w:val="16"/>
+                <w:szCs w:val="16"/>
+              </w:rPr>
+              <w:t>tudied the interaction between navigation subsystems and the aircraft's mission/radar displays during ground testing.</w:t>
+            </w:r>
           </w:p>
         </w:tc>
       </w:tr>
     </w:tbl>
     <w:p>
       <w:pPr>
-        <w:spacing w:after="0"/>
+        <w:spacing w:after="0" w:line="240" w:lineRule="auto"/>
         <w:rPr>
           <w:sz w:val="18"/>
           <w:szCs w:val="18"/>
@@ -1485,7 +1818,7 @@
     </w:tbl>
     <w:p>
       <w:pPr>
-        <w:spacing w:after="0"/>
+        <w:spacing w:after="0" w:line="240" w:lineRule="auto"/>
         <w:rPr>
           <w:sz w:val="18"/>
           <w:szCs w:val="18"/>
@@ -1621,7 +1954,7 @@
                 <w:sz w:val="16"/>
                 <w:szCs w:val="16"/>
               </w:rPr>
-              <w:t>6 weeks training on a defensive system called counter measures dispensing system which is used in the fighter aircrafts. It is an airborne defensive system providing self-protection to the aircraft against Radar guided &amp; seeking missiles by dispensing chaffs and flares.</w:t>
+              <w:t>6 weeks training on a defensive system called countermeasures dispensing system which is used in the fighter aircrafts. It is an airborne defensive system providing self-protection to the aircraft against Radar guided &amp; seeking missiles by dispensing chaffs and flares.</w:t>
             </w:r>
           </w:p>
         </w:tc>
@@ -1851,7 +2184,7 @@
     </w:tbl>
     <w:p>
       <w:pPr>
-        <w:spacing w:after="0"/>
+        <w:spacing w:after="0" w:line="240" w:lineRule="auto"/>
         <w:rPr>
           <w:sz w:val="18"/>
           <w:szCs w:val="18"/>
@@ -1948,7 +2281,7 @@
                 <w:szCs w:val="14"/>
               </w:rPr>
             </w:pPr>
-            <w:hyperlink r:id="rId11" w:history="1">
+            <w:hyperlink r:id="rId14" w:history="1">
               <w:r>
                 <w:rPr>
                   <w:rStyle w:val="Hyperlink"/>
@@ -2007,7 +2340,7 @@
               </w:rPr>
               <w:t xml:space="preserve">GitHub: </w:t>
             </w:r>
-            <w:hyperlink r:id="rId12" w:history="1">
+            <w:hyperlink r:id="rId15" w:history="1">
               <w:r>
                 <w:rPr>
                   <w:rStyle w:val="Hyperlink"/>
@@ -2066,7 +2399,7 @@
           </w:tcPr>
           <w:p>
             <w:pPr>
-              <w:spacing w:before="80"/>
+              <w:spacing w:before="40"/>
               <w:rPr>
                 <w:sz w:val="18"/>
                 <w:szCs w:val="18"/>
@@ -2088,7 +2421,7 @@
           </w:tcPr>
           <w:p>
             <w:pPr>
-              <w:spacing w:before="80"/>
+              <w:spacing w:before="40"/>
               <w:jc w:val="right"/>
               <w:rPr>
                 <w:color w:val="00B0F0"/>
@@ -2096,7 +2429,7 @@
                 <w:szCs w:val="14"/>
               </w:rPr>
             </w:pPr>
-            <w:hyperlink r:id="rId13" w:history="1">
+            <w:hyperlink r:id="rId16" w:history="1">
               <w:r>
                 <w:rPr>
                   <w:rStyle w:val="Hyperlink"/>
@@ -2167,7 +2500,23 @@
                 <w:szCs w:val="14"/>
                 <w:lang w:val="en-US"/>
               </w:rPr>
-              <w:t>js, Unocss, Three</w:t>
+              <w:t>js, Uno</w:t>
+            </w:r>
+            <w:r>
+              <w:rPr>
+                <w:sz w:val="16"/>
+                <w:szCs w:val="14"/>
+                <w:lang w:val="en-US"/>
+              </w:rPr>
+              <w:t>CSS</w:t>
+            </w:r>
+            <w:r>
+              <w:rPr>
+                <w:sz w:val="16"/>
+                <w:szCs w:val="14"/>
+                <w:lang w:val="en-US"/>
+              </w:rPr>
+              <w:t>, Three</w:t>
             </w:r>
             <w:r>
               <w:rPr>
@@ -2208,7 +2557,7 @@
               </w:rPr>
               <w:t xml:space="preserve">GitHub: </w:t>
             </w:r>
-            <w:hyperlink r:id="rId14" w:history="1">
+            <w:hyperlink r:id="rId17" w:history="1">
               <w:r>
                 <w:rPr>
                   <w:rStyle w:val="Hyperlink"/>
@@ -2263,7 +2612,7 @@
     </w:tbl>
     <w:p>
       <w:pPr>
-        <w:spacing w:after="0"/>
+        <w:spacing w:after="0" w:line="240" w:lineRule="auto"/>
         <w:rPr>
           <w:sz w:val="18"/>
           <w:szCs w:val="18"/>
@@ -2285,12 +2634,13 @@
         <w:tblLook w:val="04A0" w:firstRow="1" w:lastRow="0" w:firstColumn="1" w:lastColumn="0" w:noHBand="0" w:noVBand="1"/>
       </w:tblPr>
       <w:tblGrid>
-        <w:gridCol w:w="10763"/>
+        <w:gridCol w:w="5671"/>
+        <w:gridCol w:w="5112"/>
       </w:tblGrid>
       <w:tr>
         <w:tc>
           <w:tcPr>
-            <w:tcW w:w="10763" w:type="dxa"/>
+            <w:tcW w:w="5671" w:type="dxa"/>
             <w:tcBorders>
               <w:bottom w:val="single" w:sz="4" w:space="0" w:color="auto"/>
             </w:tcBorders>
@@ -2314,27 +2664,26 @@
             </w:r>
           </w:p>
         </w:tc>
-      </w:tr>
-      <w:tr>
-        <w:tc>
-          <w:tcPr>
-            <w:tcW w:w="10763" w:type="dxa"/>
+        <w:tc>
+          <w:tcPr>
+            <w:tcW w:w="5112" w:type="dxa"/>
             <w:tcBorders>
-              <w:top w:val="single" w:sz="4" w:space="0" w:color="auto"/>
+              <w:bottom w:val="single" w:sz="4" w:space="0" w:color="auto"/>
             </w:tcBorders>
           </w:tcPr>
           <w:p>
             <w:pPr>
-              <w:spacing w:before="120"/>
-              <w:rPr>
-                <w:sz w:val="18"/>
+              <w:jc w:val="right"/>
+              <w:rPr>
+                <w:rFonts w:ascii="Arsenal SC" w:hAnsi="Arsenal SC"/>
+                <w:sz w:val="16"/>
                 <w:szCs w:val="16"/>
                 <w:lang w:val="en-US"/>
               </w:rPr>
             </w:pPr>
             <w:r>
               <w:rPr>
-                <w:sz w:val="18"/>
+                <w:sz w:val="16"/>
                 <w:szCs w:val="16"/>
                 <w:lang w:val="en-US"/>
               </w:rPr>
@@ -2354,13 +2703,220 @@
     </w:p>
     <w:sectPr>
       <w:pgSz w:w="11907" w:h="16840" w:code="9"/>
-      <w:pgMar w:top="567" w:right="567" w:bottom="567" w:left="567" w:header="720" w:footer="720" w:gutter="0"/>
+      <w:pgMar w:top="432" w:right="562" w:bottom="403" w:left="562" w:header="720" w:footer="720" w:gutter="0"/>
       <w:cols w:space="720"/>
       <w:vAlign w:val="center"/>
       <w:docGrid w:linePitch="360"/>
     </w:sectPr>
   </w:body>
 </w:document>
+</file>
+
+<file path=word/endnotes.xml><?xml version="1.0" encoding="utf-8"?>
+<w:endnotes xmlns:wpc="http://schemas.microsoft.com/office/word/2010/wordprocessingCanvas" xmlns:cx="http://schemas.microsoft.com/office/drawing/2014/chartex" xmlns:cx1="http://schemas.microsoft.com/office/drawing/2015/9/8/chartex" xmlns:cx2="http://schemas.microsoft.com/office/drawing/2015/10/21/chartex" xmlns:cx3="http://schemas.microsoft.com/office/drawing/2016/5/9/chartex" xmlns:cx4="http://schemas.microsoft.com/office/drawing/2016/5/10/chartex" xmlns:cx5="http://schemas.microsoft.com/office/drawing/2016/5/11/chartex" xmlns:cx6="http://schemas.microsoft.com/office/drawing/2016/5/12/chartex" xmlns:cx7="http://schemas.microsoft.com/office/drawing/2016/5/13/chartex" xmlns:cx8="http://schemas.microsoft.com/office/drawing/2016/5/14/chartex" xmlns:mc="http://schemas.openxmlformats.org/markup-compatibility/2006" xmlns:aink="http://schemas.microsoft.com/office/drawing/2016/ink" xmlns:am3d="http://schemas.microsoft.com/office/drawing/2017/model3d" xmlns:o="urn:schemas-microsoft-com:office:office" xmlns:oel="http://schemas.microsoft.com/office/2019/extlst" xmlns:r="http://schemas.openxmlformats.org/officeDocument/2006/relationships" xmlns:m="http://schemas.openxmlformats.org/officeDocument/2006/math" xmlns:v="urn:schemas-microsoft-com:vml" xmlns:wp14="http://schemas.microsoft.com/office/word/2010/wordprocessingDrawing" xmlns:wp="http://schemas.openxmlformats.org/drawingml/2006/wordprocessingDrawing" xmlns:w10="urn:schemas-microsoft-com:office:word" xmlns:w="http://schemas.openxmlformats.org/wordprocessingml/2006/main" xmlns:w14="http://schemas.microsoft.com/office/word/2010/wordml" xmlns:w15="http://schemas.microsoft.com/office/word/2012/wordml" xmlns:w16cex="http://schemas.microsoft.com/office/word/2018/wordml/cex" xmlns:w16cid="http://schemas.microsoft.com/office/word/2016/wordml/cid" xmlns:w16="http://schemas.microsoft.com/office/word/2018/wordml" xmlns:w16sdtdh="http://schemas.microsoft.com/office/word/2020/wordml/sdtdatahash" xmlns:w16se="http://schemas.microsoft.com/office/word/2015/wordml/symex" xmlns:wpg="http://schemas.microsoft.com/office/word/2010/wordprocessingGroup" xmlns:wpi="http://schemas.microsoft.com/office/word/2010/wordprocessingInk" xmlns:wne="http://schemas.microsoft.com/office/word/2006/wordml" xmlns:wps="http://schemas.microsoft.com/office/word/2010/wordprocessingShape" mc:Ignorable="w14 w15 w16se w16cid w16 w16cex w16sdtdh wp14">
+  <w:endnote w:type="separator" w:id="-1">
+    <w:p>
+      <w:pPr>
+        <w:spacing w:after="0" w:line="240" w:lineRule="auto"/>
+      </w:pPr>
+      <w:r>
+        <w:separator/>
+      </w:r>
+    </w:p>
+  </w:endnote>
+  <w:endnote w:type="continuationSeparator" w:id="0">
+    <w:p>
+      <w:pPr>
+        <w:spacing w:after="0" w:line="240" w:lineRule="auto"/>
+      </w:pPr>
+      <w:r>
+        <w:continuationSeparator/>
+      </w:r>
+    </w:p>
+  </w:endnote>
+</w:endnotes>
+</file>
+
+<file path=word/footnotes.xml><?xml version="1.0" encoding="utf-8"?>
+<w:footnotes xmlns:wpc="http://schemas.microsoft.com/office/word/2010/wordprocessingCanvas" xmlns:cx="http://schemas.microsoft.com/office/drawing/2014/chartex" xmlns:cx1="http://schemas.microsoft.com/office/drawing/2015/9/8/chartex" xmlns:cx2="http://schemas.microsoft.com/office/drawing/2015/10/21/chartex" xmlns:cx3="http://schemas.microsoft.com/office/drawing/2016/5/9/chartex" xmlns:cx4="http://schemas.microsoft.com/office/drawing/2016/5/10/chartex" xmlns:cx5="http://schemas.microsoft.com/office/drawing/2016/5/11/chartex" xmlns:cx6="http://schemas.microsoft.com/office/drawing/2016/5/12/chartex" xmlns:cx7="http://schemas.microsoft.com/office/drawing/2016/5/13/chartex" xmlns:cx8="http://schemas.microsoft.com/office/drawing/2016/5/14/chartex" xmlns:mc="http://schemas.openxmlformats.org/markup-compatibility/2006" xmlns:aink="http://schemas.microsoft.com/office/drawing/2016/ink" xmlns:am3d="http://schemas.microsoft.com/office/drawing/2017/model3d" xmlns:o="urn:schemas-microsoft-com:office:office" xmlns:oel="http://schemas.microsoft.com/office/2019/extlst" xmlns:r="http://schemas.openxmlformats.org/officeDocument/2006/relationships" xmlns:m="http://schemas.openxmlformats.org/officeDocument/2006/math" xmlns:v="urn:schemas-microsoft-com:vml" xmlns:wp14="http://schemas.microsoft.com/office/word/2010/wordprocessingDrawing" xmlns:wp="http://schemas.openxmlformats.org/drawingml/2006/wordprocessingDrawing" xmlns:w10="urn:schemas-microsoft-com:office:word" xmlns:w="http://schemas.openxmlformats.org/wordprocessingml/2006/main" xmlns:w14="http://schemas.microsoft.com/office/word/2010/wordml" xmlns:w15="http://schemas.microsoft.com/office/word/2012/wordml" xmlns:w16cex="http://schemas.microsoft.com/office/word/2018/wordml/cex" xmlns:w16cid="http://schemas.microsoft.com/office/word/2016/wordml/cid" xmlns:w16="http://schemas.microsoft.com/office/word/2018/wordml" xmlns:w16sdtdh="http://schemas.microsoft.com/office/word/2020/wordml/sdtdatahash" xmlns:w16se="http://schemas.microsoft.com/office/word/2015/wordml/symex" xmlns:wpg="http://schemas.microsoft.com/office/word/2010/wordprocessingGroup" xmlns:wpi="http://schemas.microsoft.com/office/word/2010/wordprocessingInk" xmlns:wne="http://schemas.microsoft.com/office/word/2006/wordml" xmlns:wps="http://schemas.microsoft.com/office/word/2010/wordprocessingShape" mc:Ignorable="w14 w15 w16se w16cid w16 w16cex w16sdtdh wp14">
+  <w:footnote w:type="separator" w:id="-1">
+    <w:p>
+      <w:pPr>
+        <w:spacing w:after="0" w:line="240" w:lineRule="auto"/>
+      </w:pPr>
+      <w:r>
+        <w:separator/>
+      </w:r>
+    </w:p>
+  </w:footnote>
+  <w:footnote w:type="continuationSeparator" w:id="0">
+    <w:p>
+      <w:pPr>
+        <w:spacing w:after="0" w:line="240" w:lineRule="auto"/>
+      </w:pPr>
+      <w:r>
+        <w:continuationSeparator/>
+      </w:r>
+    </w:p>
+  </w:footnote>
+</w:footnotes>
+</file>
+
+<file path=word/numbering.xml><?xml version="1.0" encoding="utf-8"?>
+<w:numbering xmlns:wpc="http://schemas.microsoft.com/office/word/2010/wordprocessingCanvas" xmlns:cx="http://schemas.microsoft.com/office/drawing/2014/chartex" xmlns:cx1="http://schemas.microsoft.com/office/drawing/2015/9/8/chartex" xmlns:cx2="http://schemas.microsoft.com/office/drawing/2015/10/21/chartex" xmlns:cx3="http://schemas.microsoft.com/office/drawing/2016/5/9/chartex" xmlns:cx4="http://schemas.microsoft.com/office/drawing/2016/5/10/chartex" xmlns:cx5="http://schemas.microsoft.com/office/drawing/2016/5/11/chartex" xmlns:cx6="http://schemas.microsoft.com/office/drawing/2016/5/12/chartex" xmlns:cx7="http://schemas.microsoft.com/office/drawing/2016/5/13/chartex" xmlns:cx8="http://schemas.microsoft.com/office/drawing/2016/5/14/chartex" xmlns:mc="http://schemas.openxmlformats.org/markup-compatibility/2006" xmlns:aink="http://schemas.microsoft.com/office/drawing/2016/ink" xmlns:am3d="http://schemas.microsoft.com/office/drawing/2017/model3d" xmlns:o="urn:schemas-microsoft-com:office:office" xmlns:oel="http://schemas.microsoft.com/office/2019/extlst" xmlns:r="http://schemas.openxmlformats.org/officeDocument/2006/relationships" xmlns:m="http://schemas.openxmlformats.org/officeDocument/2006/math" xmlns:v="urn:schemas-microsoft-com:vml" xmlns:wp14="http://schemas.microsoft.com/office/word/2010/wordprocessingDrawing" xmlns:wp="http://schemas.openxmlformats.org/drawingml/2006/wordprocessingDrawing" xmlns:w10="urn:schemas-microsoft-com:office:word" xmlns:w="http://schemas.openxmlformats.org/wordprocessingml/2006/main" xmlns:w14="http://schemas.microsoft.com/office/word/2010/wordml" xmlns:w15="http://schemas.microsoft.com/office/word/2012/wordml" xmlns:w16cex="http://schemas.microsoft.com/office/word/2018/wordml/cex" xmlns:w16cid="http://schemas.microsoft.com/office/word/2016/wordml/cid" xmlns:w16="http://schemas.microsoft.com/office/word/2018/wordml" xmlns:w16sdtdh="http://schemas.microsoft.com/office/word/2020/wordml/sdtdatahash" xmlns:w16se="http://schemas.microsoft.com/office/word/2015/wordml/symex" xmlns:wpg="http://schemas.microsoft.com/office/word/2010/wordprocessingGroup" xmlns:wpi="http://schemas.microsoft.com/office/word/2010/wordprocessingInk" xmlns:wne="http://schemas.microsoft.com/office/word/2006/wordml" xmlns:wps="http://schemas.microsoft.com/office/word/2010/wordprocessingShape" mc:Ignorable="w14 w15 w16se w16cid w16 w16cex w16sdtdh wp14">
+  <w:abstractNum w:abstractNumId="0" w15:restartNumberingAfterBreak="0">
+    <w:nsid w:val="75992EC4"/>
+    <w:multiLevelType w:val="multilevel"/>
+    <w:tmpl w:val="BB60F20E"/>
+    <w:lvl w:ilvl="0">
+      <w:start w:val="1"/>
+      <w:numFmt w:val="bullet"/>
+      <w:lvlText w:val=""/>
+      <w:lvlJc w:val="left"/>
+      <w:pPr>
+        <w:tabs>
+          <w:tab w:val="num" w:pos="720"/>
+        </w:tabs>
+        <w:ind w:left="720" w:hanging="360"/>
+      </w:pPr>
+      <w:rPr>
+        <w:rFonts w:ascii="Symbol" w:hAnsi="Symbol" w:hint="default"/>
+        <w:sz w:val="20"/>
+      </w:rPr>
+    </w:lvl>
+    <w:lvl w:ilvl="1" w:tentative="1">
+      <w:start w:val="1"/>
+      <w:numFmt w:val="bullet"/>
+      <w:lvlText w:val=""/>
+      <w:lvlJc w:val="left"/>
+      <w:pPr>
+        <w:tabs>
+          <w:tab w:val="num" w:pos="1440"/>
+        </w:tabs>
+        <w:ind w:left="1440" w:hanging="360"/>
+      </w:pPr>
+      <w:rPr>
+        <w:rFonts w:ascii="Symbol" w:hAnsi="Symbol" w:hint="default"/>
+        <w:sz w:val="20"/>
+      </w:rPr>
+    </w:lvl>
+    <w:lvl w:ilvl="2" w:tentative="1">
+      <w:start w:val="1"/>
+      <w:numFmt w:val="bullet"/>
+      <w:lvlText w:val=""/>
+      <w:lvlJc w:val="left"/>
+      <w:pPr>
+        <w:tabs>
+          <w:tab w:val="num" w:pos="2160"/>
+        </w:tabs>
+        <w:ind w:left="2160" w:hanging="360"/>
+      </w:pPr>
+      <w:rPr>
+        <w:rFonts w:ascii="Symbol" w:hAnsi="Symbol" w:hint="default"/>
+        <w:sz w:val="20"/>
+      </w:rPr>
+    </w:lvl>
+    <w:lvl w:ilvl="3" w:tentative="1">
+      <w:start w:val="1"/>
+      <w:numFmt w:val="bullet"/>
+      <w:lvlText w:val=""/>
+      <w:lvlJc w:val="left"/>
+      <w:pPr>
+        <w:tabs>
+          <w:tab w:val="num" w:pos="2880"/>
+        </w:tabs>
+        <w:ind w:left="2880" w:hanging="360"/>
+      </w:pPr>
+      <w:rPr>
+        <w:rFonts w:ascii="Symbol" w:hAnsi="Symbol" w:hint="default"/>
+        <w:sz w:val="20"/>
+      </w:rPr>
+    </w:lvl>
+    <w:lvl w:ilvl="4" w:tentative="1">
+      <w:start w:val="1"/>
+      <w:numFmt w:val="bullet"/>
+      <w:lvlText w:val=""/>
+      <w:lvlJc w:val="left"/>
+      <w:pPr>
+        <w:tabs>
+          <w:tab w:val="num" w:pos="3600"/>
+        </w:tabs>
+        <w:ind w:left="3600" w:hanging="360"/>
+      </w:pPr>
+      <w:rPr>
+        <w:rFonts w:ascii="Symbol" w:hAnsi="Symbol" w:hint="default"/>
+        <w:sz w:val="20"/>
+      </w:rPr>
+    </w:lvl>
+    <w:lvl w:ilvl="5" w:tentative="1">
+      <w:start w:val="1"/>
+      <w:numFmt w:val="bullet"/>
+      <w:lvlText w:val=""/>
+      <w:lvlJc w:val="left"/>
+      <w:pPr>
+        <w:tabs>
+          <w:tab w:val="num" w:pos="4320"/>
+        </w:tabs>
+        <w:ind w:left="4320" w:hanging="360"/>
+      </w:pPr>
+      <w:rPr>
+        <w:rFonts w:ascii="Symbol" w:hAnsi="Symbol" w:hint="default"/>
+        <w:sz w:val="20"/>
+      </w:rPr>
+    </w:lvl>
+    <w:lvl w:ilvl="6" w:tentative="1">
+      <w:start w:val="1"/>
+      <w:numFmt w:val="bullet"/>
+      <w:lvlText w:val=""/>
+      <w:lvlJc w:val="left"/>
+      <w:pPr>
+        <w:tabs>
+          <w:tab w:val="num" w:pos="5040"/>
+        </w:tabs>
+        <w:ind w:left="5040" w:hanging="360"/>
+      </w:pPr>
+      <w:rPr>
+        <w:rFonts w:ascii="Symbol" w:hAnsi="Symbol" w:hint="default"/>
+        <w:sz w:val="20"/>
+      </w:rPr>
+    </w:lvl>
+    <w:lvl w:ilvl="7" w:tentative="1">
+      <w:start w:val="1"/>
+      <w:numFmt w:val="bullet"/>
+      <w:lvlText w:val=""/>
+      <w:lvlJc w:val="left"/>
+      <w:pPr>
+        <w:tabs>
+          <w:tab w:val="num" w:pos="5760"/>
+        </w:tabs>
+        <w:ind w:left="5760" w:hanging="360"/>
+      </w:pPr>
+      <w:rPr>
+        <w:rFonts w:ascii="Symbol" w:hAnsi="Symbol" w:hint="default"/>
+        <w:sz w:val="20"/>
+      </w:rPr>
+    </w:lvl>
+    <w:lvl w:ilvl="8" w:tentative="1">
+      <w:start w:val="1"/>
+      <w:numFmt w:val="bullet"/>
+      <w:lvlText w:val=""/>
+      <w:lvlJc w:val="left"/>
+      <w:pPr>
+        <w:tabs>
+          <w:tab w:val="num" w:pos="6480"/>
+        </w:tabs>
+        <w:ind w:left="6480" w:hanging="360"/>
+      </w:pPr>
+      <w:rPr>
+        <w:rFonts w:ascii="Symbol" w:hAnsi="Symbol" w:hint="default"/>
+        <w:sz w:val="20"/>
+      </w:rPr>
+    </w:lvl>
+  </w:abstractNum>
+  <w:num w:numId="1" w16cid:durableId="1235890835">
+    <w:abstractNumId w:val="0"/>
+  </w:num>
+</w:numbering>
 </file>
 
 <file path=word/styles.xml><?xml version="1.0" encoding="utf-8"?>
@@ -2895,7 +3451,7 @@
       <w:rFonts w:eastAsiaTheme="majorEastAsia" w:cstheme="majorBidi"/>
       <w:i/>
       <w:iCs/>
-      <w:color w:val="BDBDBD" w:themeColor="text1" w:themeTint="A6"/>
+      <w:color w:val="595959" w:themeColor="text1" w:themeTint="A6"/>
     </w:rPr>
   </w:style>
   <w:style w:type="paragraph" w:styleId="Heading7">
@@ -2916,7 +3472,7 @@
     </w:pPr>
     <w:rPr>
       <w:rFonts w:eastAsiaTheme="majorEastAsia" w:cstheme="majorBidi"/>
-      <w:color w:val="BDBDBD" w:themeColor="text1" w:themeTint="A6"/>
+      <w:color w:val="595959" w:themeColor="text1" w:themeTint="A6"/>
     </w:rPr>
   </w:style>
   <w:style w:type="paragraph" w:styleId="Heading8">
@@ -2939,7 +3495,7 @@
       <w:rFonts w:eastAsiaTheme="majorEastAsia" w:cstheme="majorBidi"/>
       <w:i/>
       <w:iCs/>
-      <w:color w:val="AAAAAA" w:themeColor="text1" w:themeTint="D8"/>
+      <w:color w:val="272727" w:themeColor="text1" w:themeTint="D8"/>
     </w:rPr>
   </w:style>
   <w:style w:type="paragraph" w:styleId="Heading9">
@@ -2960,13 +3516,12 @@
     </w:pPr>
     <w:rPr>
       <w:rFonts w:eastAsiaTheme="majorEastAsia" w:cstheme="majorBidi"/>
-      <w:color w:val="AAAAAA" w:themeColor="text1" w:themeTint="D8"/>
+      <w:color w:val="272727" w:themeColor="text1" w:themeTint="D8"/>
     </w:rPr>
   </w:style>
   <w:style w:type="character" w:default="1" w:styleId="DefaultParagraphFont">
     <w:name w:val="Default Paragraph Font"/>
     <w:uiPriority w:val="1"/>
-    <w:semiHidden/>
     <w:unhideWhenUsed/>
   </w:style>
   <w:style w:type="table" w:default="1" w:styleId="TableNormal">
@@ -3068,7 +3623,7 @@
       <w:rFonts w:eastAsiaTheme="majorEastAsia" w:cstheme="majorBidi"/>
       <w:i/>
       <w:iCs/>
-      <w:color w:val="BDBDBD" w:themeColor="text1" w:themeTint="A6"/>
+      <w:color w:val="595959" w:themeColor="text1" w:themeTint="A6"/>
     </w:rPr>
   </w:style>
   <w:style w:type="character" w:customStyle="1" w:styleId="Heading7Char">
@@ -3080,7 +3635,7 @@
     <w:rsid w:val="00BF056D"/>
     <w:rPr>
       <w:rFonts w:eastAsiaTheme="majorEastAsia" w:cstheme="majorBidi"/>
-      <w:color w:val="BDBDBD" w:themeColor="text1" w:themeTint="A6"/>
+      <w:color w:val="595959" w:themeColor="text1" w:themeTint="A6"/>
     </w:rPr>
   </w:style>
   <w:style w:type="character" w:customStyle="1" w:styleId="Heading8Char">
@@ -3094,7 +3649,7 @@
       <w:rFonts w:eastAsiaTheme="majorEastAsia" w:cstheme="majorBidi"/>
       <w:i/>
       <w:iCs/>
-      <w:color w:val="AAAAAA" w:themeColor="text1" w:themeTint="D8"/>
+      <w:color w:val="272727" w:themeColor="text1" w:themeTint="D8"/>
     </w:rPr>
   </w:style>
   <w:style w:type="character" w:customStyle="1" w:styleId="Heading9Char">
@@ -3106,7 +3661,7 @@
     <w:rsid w:val="00BF056D"/>
     <w:rPr>
       <w:rFonts w:eastAsiaTheme="majorEastAsia" w:cstheme="majorBidi"/>
-      <w:color w:val="AAAAAA" w:themeColor="text1" w:themeTint="D8"/>
+      <w:color w:val="272727" w:themeColor="text1" w:themeTint="D8"/>
     </w:rPr>
   </w:style>
   <w:style w:type="paragraph" w:styleId="Title">
@@ -3158,7 +3713,7 @@
     </w:pPr>
     <w:rPr>
       <w:rFonts w:eastAsiaTheme="majorEastAsia" w:cstheme="majorBidi"/>
-      <w:color w:val="BDBDBD" w:themeColor="text1" w:themeTint="A6"/>
+      <w:color w:val="595959" w:themeColor="text1" w:themeTint="A6"/>
       <w:spacing w:val="15"/>
       <w:sz w:val="28"/>
       <w:szCs w:val="28"/>
@@ -3172,7 +3727,7 @@
     <w:rsid w:val="00BF056D"/>
     <w:rPr>
       <w:rFonts w:eastAsiaTheme="majorEastAsia" w:cstheme="majorBidi"/>
-      <w:color w:val="BDBDBD" w:themeColor="text1" w:themeTint="A6"/>
+      <w:color w:val="595959" w:themeColor="text1" w:themeTint="A6"/>
       <w:spacing w:val="15"/>
       <w:sz w:val="28"/>
       <w:szCs w:val="28"/>
@@ -3193,7 +3748,7 @@
     <w:rPr>
       <w:i/>
       <w:iCs/>
-      <w:color w:val="B4B4B4" w:themeColor="text1" w:themeTint="BF"/>
+      <w:color w:val="404040" w:themeColor="text1" w:themeTint="BF"/>
     </w:rPr>
   </w:style>
   <w:style w:type="character" w:customStyle="1" w:styleId="QuoteChar">
@@ -3205,7 +3760,7 @@
     <w:rPr>
       <w:i/>
       <w:iCs/>
-      <w:color w:val="B4B4B4" w:themeColor="text1" w:themeTint="BF"/>
+      <w:color w:val="404040" w:themeColor="text1" w:themeTint="BF"/>
     </w:rPr>
   </w:style>
   <w:style w:type="paragraph" w:styleId="ListParagraph">
@@ -3310,6 +3865,50 @@
       <w:u w:val="single"/>
     </w:rPr>
   </w:style>
+  <w:style w:type="paragraph" w:styleId="Header">
+    <w:name w:val="header"/>
+    <w:basedOn w:val="Normal"/>
+    <w:link w:val="HeaderChar"/>
+    <w:uiPriority w:val="99"/>
+    <w:unhideWhenUsed/>
+    <w:rsid w:val="005D248E"/>
+    <w:pPr>
+      <w:tabs>
+        <w:tab w:val="center" w:pos="4680"/>
+        <w:tab w:val="right" w:pos="9360"/>
+      </w:tabs>
+      <w:spacing w:after="0" w:line="240" w:lineRule="auto"/>
+    </w:pPr>
+  </w:style>
+  <w:style w:type="character" w:customStyle="1" w:styleId="HeaderChar">
+    <w:name w:val="Header Char"/>
+    <w:basedOn w:val="DefaultParagraphFont"/>
+    <w:link w:val="Header"/>
+    <w:uiPriority w:val="99"/>
+    <w:rsid w:val="005D248E"/>
+  </w:style>
+  <w:style w:type="paragraph" w:styleId="Footer">
+    <w:name w:val="footer"/>
+    <w:basedOn w:val="Normal"/>
+    <w:link w:val="FooterChar"/>
+    <w:uiPriority w:val="99"/>
+    <w:unhideWhenUsed/>
+    <w:rsid w:val="005D248E"/>
+    <w:pPr>
+      <w:tabs>
+        <w:tab w:val="center" w:pos="4680"/>
+        <w:tab w:val="right" w:pos="9360"/>
+      </w:tabs>
+      <w:spacing w:after="0" w:line="240" w:lineRule="auto"/>
+    </w:pPr>
+  </w:style>
+  <w:style w:type="character" w:customStyle="1" w:styleId="FooterChar">
+    <w:name w:val="Footer Char"/>
+    <w:basedOn w:val="DefaultParagraphFont"/>
+    <w:link w:val="Footer"/>
+    <w:uiPriority w:val="99"/>
+    <w:rsid w:val="005D248E"/>
+  </w:style>
 </w:styles>
 </file>
 
@@ -3318,10 +3917,10 @@
   <a:themeElements>
     <a:clrScheme name="Office">
       <a:dk1>
-        <a:sysClr val="windowText" lastClr="9B9B9B"/>
+        <a:sysClr val="windowText" lastClr="000000"/>
       </a:dk1>
       <a:lt1>
-        <a:sysClr val="window" lastClr="000000"/>
+        <a:sysClr val="window" lastClr="FFFFFF"/>
       </a:lt1>
       <a:dk2>
         <a:srgbClr val="0E2841"/>

--- a/static/Documents/Abhijeet-Prakash-Dhikale-Resume.docx
+++ b/static/Documents/Abhijeet-Prakash-Dhikale-Resume.docx
@@ -104,7 +104,7 @@
             <w:u w:val="none"/>
             <w:lang w:val="en-US"/>
           </w:rPr>
-          <w:t>Abhijeetdhikale007.vercel.app</w:t>
+          <w:t>abhijeetdhikale007.github.io</w:t>
         </w:r>
       </w:hyperlink>
     </w:p>
@@ -170,8 +170,21 @@
             <w:u w:val="none"/>
             <w:lang w:val="en-US"/>
           </w:rPr>
-          <w:t>LinkedIn.com/ in/abhijeet-dhikale</w:t>
+          <w:t>LinkedIn.com/ in/</w:t>
         </w:r>
+        <w:proofErr w:type="spellStart"/>
+        <w:r>
+          <w:rPr>
+            <w:rStyle w:val="Hyperlink"/>
+            <w:color w:val="0070C0"/>
+            <w:sz w:val="16"/>
+            <w:szCs w:val="16"/>
+            <w:u w:val="none"/>
+            <w:lang w:val="en-US"/>
+          </w:rPr>
+          <w:t>abhijeet-dhikale</w:t>
+        </w:r>
+        <w:proofErr w:type="spellEnd"/>
       </w:hyperlink>
     </w:p>
     <w:tbl>
@@ -414,6 +427,7 @@
                 <w:szCs w:val="18"/>
               </w:rPr>
             </w:pPr>
+            <w:proofErr w:type="spellStart"/>
             <w:r>
               <w:rPr>
                 <w:rFonts w:ascii="Aptos" w:hAnsi="Aptos"/>
@@ -422,6 +436,7 @@
               </w:rPr>
               <w:t>Sawargaon</w:t>
             </w:r>
+            <w:proofErr w:type="spellEnd"/>
             <w:r>
               <w:rPr>
                 <w:rFonts w:ascii="Aptos" w:hAnsi="Aptos"/>
@@ -1038,12 +1053,21 @@
                 <w:szCs w:val="18"/>
               </w:rPr>
             </w:pPr>
-            <w:r>
-              <w:rPr>
-                <w:sz w:val="18"/>
-                <w:szCs w:val="18"/>
-              </w:rPr>
-              <w:t>Calanjiyam Consultancies and Technologies</w:t>
+            <w:proofErr w:type="spellStart"/>
+            <w:r>
+              <w:rPr>
+                <w:sz w:val="18"/>
+                <w:szCs w:val="18"/>
+              </w:rPr>
+              <w:t>Calanjiyam</w:t>
+            </w:r>
+            <w:proofErr w:type="spellEnd"/>
+            <w:r>
+              <w:rPr>
+                <w:sz w:val="18"/>
+                <w:szCs w:val="18"/>
+              </w:rPr>
+              <w:t xml:space="preserve"> Consultancies and Technologies</w:t>
             </w:r>
           </w:p>
         </w:tc>
@@ -1105,6 +1129,7 @@
               </w:rPr>
               <w:t xml:space="preserve">An internship on Full stack Web application Development using HTML, CSS, JavaScript, jQuery, Ajax, PHP, and MySQL at </w:t>
             </w:r>
+            <w:proofErr w:type="spellStart"/>
             <w:r>
               <w:rPr>
                 <w:color w:val="0D0D0D" w:themeColor="text1" w:themeTint="F2"/>
@@ -1113,6 +1138,7 @@
               </w:rPr>
               <w:t>Calanjiyam</w:t>
             </w:r>
+            <w:proofErr w:type="spellEnd"/>
             <w:r>
               <w:rPr>
                 <w:color w:val="0D0D0D" w:themeColor="text1" w:themeTint="F2"/>
@@ -1269,12 +1295,21 @@
                 <w:szCs w:val="18"/>
               </w:rPr>
             </w:pPr>
-            <w:r>
-              <w:rPr>
-                <w:sz w:val="18"/>
-                <w:szCs w:val="18"/>
-              </w:rPr>
-              <w:t>Ozar, Nashik</w:t>
+            <w:proofErr w:type="spellStart"/>
+            <w:r>
+              <w:rPr>
+                <w:sz w:val="18"/>
+                <w:szCs w:val="18"/>
+              </w:rPr>
+              <w:t>Ozar</w:t>
+            </w:r>
+            <w:proofErr w:type="spellEnd"/>
+            <w:r>
+              <w:rPr>
+                <w:sz w:val="18"/>
+                <w:szCs w:val="18"/>
+              </w:rPr>
+              <w:t>, Nashik</w:t>
             </w:r>
           </w:p>
         </w:tc>
@@ -1523,7 +1558,27 @@
                 <w:szCs w:val="18"/>
                 <w:lang w:val="en-US"/>
               </w:rPr>
-              <w:t>HTML 5, CSS 3, UnoCSS, Tailwind CSS, SCSS, Bootstrap</w:t>
+              <w:t xml:space="preserve">HTML 5, CSS 3, </w:t>
+            </w:r>
+            <w:proofErr w:type="spellStart"/>
+            <w:r>
+              <w:rPr>
+                <w:rFonts w:ascii="Aptos" w:hAnsi="Aptos"/>
+                <w:sz w:val="18"/>
+                <w:szCs w:val="18"/>
+                <w:lang w:val="en-US"/>
+              </w:rPr>
+              <w:t>UnoCSS</w:t>
+            </w:r>
+            <w:proofErr w:type="spellEnd"/>
+            <w:r>
+              <w:rPr>
+                <w:rFonts w:ascii="Aptos" w:hAnsi="Aptos"/>
+                <w:sz w:val="18"/>
+                <w:szCs w:val="18"/>
+                <w:lang w:val="en-US"/>
+              </w:rPr>
+              <w:t>, Tailwind CSS, SCSS, Bootstrap</w:t>
             </w:r>
           </w:p>
         </w:tc>
@@ -1582,7 +1637,27 @@
                 <w:szCs w:val="18"/>
                 <w:lang w:val="en-US"/>
               </w:rPr>
-              <w:t>JavaScript, TypeScript, SpringBoot, C, C++</w:t>
+              <w:t xml:space="preserve">JavaScript, TypeScript, </w:t>
+            </w:r>
+            <w:proofErr w:type="spellStart"/>
+            <w:r>
+              <w:rPr>
+                <w:rFonts w:ascii="Aptos" w:hAnsi="Aptos"/>
+                <w:sz w:val="18"/>
+                <w:szCs w:val="18"/>
+                <w:lang w:val="en-US"/>
+              </w:rPr>
+              <w:t>SpringBoot</w:t>
+            </w:r>
+            <w:proofErr w:type="spellEnd"/>
+            <w:r>
+              <w:rPr>
+                <w:rFonts w:ascii="Aptos" w:hAnsi="Aptos"/>
+                <w:sz w:val="18"/>
+                <w:szCs w:val="18"/>
+                <w:lang w:val="en-US"/>
+              </w:rPr>
+              <w:t>, C, C++</w:t>
             </w:r>
           </w:p>
         </w:tc>
@@ -1639,8 +1714,19 @@
                 <w:szCs w:val="18"/>
                 <w:lang w:val="en-US"/>
               </w:rPr>
-              <w:t>WordPress, Webflow</w:t>
-            </w:r>
+              <w:t xml:space="preserve">WordPress, </w:t>
+            </w:r>
+            <w:proofErr w:type="spellStart"/>
+            <w:r>
+              <w:rPr>
+                <w:rFonts w:ascii="Aptos" w:hAnsi="Aptos"/>
+                <w:sz w:val="18"/>
+                <w:szCs w:val="18"/>
+                <w:lang w:val="en-US"/>
+              </w:rPr>
+              <w:t>Webflow</w:t>
+            </w:r>
+            <w:proofErr w:type="spellEnd"/>
           </w:p>
         </w:tc>
       </w:tr>
@@ -1970,6 +2056,7 @@
                 <w:szCs w:val="18"/>
               </w:rPr>
             </w:pPr>
+            <w:proofErr w:type="spellStart"/>
             <w:r>
               <w:rPr>
                 <w:rFonts w:ascii="Aptos" w:hAnsi="Aptos"/>
@@ -1977,7 +2064,17 @@
                 <w:szCs w:val="14"/>
                 <w:lang w:val="en-US"/>
               </w:rPr>
-              <w:t>Ojhar, Nashik</w:t>
+              <w:t>Ojhar</w:t>
+            </w:r>
+            <w:proofErr w:type="spellEnd"/>
+            <w:r>
+              <w:rPr>
+                <w:rFonts w:ascii="Aptos" w:hAnsi="Aptos"/>
+                <w:sz w:val="14"/>
+                <w:szCs w:val="14"/>
+                <w:lang w:val="en-US"/>
+              </w:rPr>
+              <w:t>, Nashik</w:t>
             </w:r>
           </w:p>
         </w:tc>
@@ -2065,6 +2162,7 @@
                 <w:szCs w:val="18"/>
               </w:rPr>
             </w:pPr>
+            <w:proofErr w:type="spellStart"/>
             <w:r>
               <w:rPr>
                 <w:rFonts w:ascii="Aptos" w:hAnsi="Aptos"/>
@@ -2072,8 +2170,29 @@
                 <w:szCs w:val="14"/>
                 <w:lang w:val="en-US"/>
               </w:rPr>
-              <w:t>Gonde-Dumala, Igatpuri</w:t>
-            </w:r>
+              <w:t>Gonde-Dumala</w:t>
+            </w:r>
+            <w:proofErr w:type="spellEnd"/>
+            <w:r>
+              <w:rPr>
+                <w:rFonts w:ascii="Aptos" w:hAnsi="Aptos"/>
+                <w:sz w:val="14"/>
+                <w:szCs w:val="14"/>
+                <w:lang w:val="en-US"/>
+              </w:rPr>
+              <w:t xml:space="preserve">, </w:t>
+            </w:r>
+            <w:proofErr w:type="spellStart"/>
+            <w:r>
+              <w:rPr>
+                <w:rFonts w:ascii="Aptos" w:hAnsi="Aptos"/>
+                <w:sz w:val="14"/>
+                <w:szCs w:val="14"/>
+                <w:lang w:val="en-US"/>
+              </w:rPr>
+              <w:t>Igatpuri</w:t>
+            </w:r>
+            <w:proofErr w:type="spellEnd"/>
           </w:p>
         </w:tc>
       </w:tr>
@@ -2153,7 +2272,23 @@
                 <w:sz w:val="16"/>
                 <w:szCs w:val="16"/>
               </w:rPr>
-              <w:t>Certified Automation Engineer (CAE) training course covering programmable logic controllers, variable speed drives, scada software, industrial process management, distributed control system and panel designing.</w:t>
+              <w:t xml:space="preserve">Certified Automation Engineer (CAE) training course covering programmable logic controllers, variable speed drives, </w:t>
+            </w:r>
+            <w:proofErr w:type="spellStart"/>
+            <w:r>
+              <w:rPr>
+                <w:sz w:val="16"/>
+                <w:szCs w:val="16"/>
+              </w:rPr>
+              <w:t>scada</w:t>
+            </w:r>
+            <w:proofErr w:type="spellEnd"/>
+            <w:r>
+              <w:rPr>
+                <w:sz w:val="16"/>
+                <w:szCs w:val="16"/>
+              </w:rPr>
+              <w:t xml:space="preserve"> software, industrial process management, distributed control system and panel designing.</w:t>
             </w:r>
           </w:p>
         </w:tc>
@@ -2169,6 +2304,7 @@
                 <w:szCs w:val="18"/>
               </w:rPr>
             </w:pPr>
+            <w:proofErr w:type="spellStart"/>
             <w:r>
               <w:rPr>
                 <w:rFonts w:ascii="Aptos" w:hAnsi="Aptos"/>
@@ -2176,7 +2312,17 @@
                 <w:szCs w:val="14"/>
                 <w:lang w:val="en-US"/>
               </w:rPr>
-              <w:t>Adgaon, Nashik</w:t>
+              <w:t>Adgaon</w:t>
+            </w:r>
+            <w:proofErr w:type="spellEnd"/>
+            <w:r>
+              <w:rPr>
+                <w:rFonts w:ascii="Aptos" w:hAnsi="Aptos"/>
+                <w:sz w:val="14"/>
+                <w:szCs w:val="14"/>
+                <w:lang w:val="en-US"/>
+              </w:rPr>
+              <w:t>, Nashik</w:t>
             </w:r>
           </w:p>
         </w:tc>
@@ -2291,7 +2437,7 @@
                   <w:u w:val="none"/>
                   <w:lang w:val="en-US"/>
                 </w:rPr>
-                <w:t>Abhijeetdhikale007.vercel.app</w:t>
+                <w:t>abhijeetdhikale007.github.io</w:t>
               </w:r>
             </w:hyperlink>
           </w:p>
@@ -2315,8 +2461,60 @@
                 <w:szCs w:val="14"/>
                 <w:lang w:val="en-US"/>
               </w:rPr>
-              <w:t>Svelte, UnoCSS, Typescript</w:t>
-            </w:r>
+              <w:t>Svelte</w:t>
+            </w:r>
+            <w:r>
+              <w:rPr>
+                <w:sz w:val="16"/>
+                <w:szCs w:val="14"/>
+                <w:lang w:val="en-US"/>
+              </w:rPr>
+              <w:t xml:space="preserve"> 5</w:t>
+            </w:r>
+            <w:r>
+              <w:rPr>
+                <w:sz w:val="16"/>
+                <w:szCs w:val="14"/>
+                <w:lang w:val="en-US"/>
+              </w:rPr>
+              <w:t xml:space="preserve">, </w:t>
+            </w:r>
+            <w:proofErr w:type="spellStart"/>
+            <w:r>
+              <w:rPr>
+                <w:sz w:val="16"/>
+                <w:szCs w:val="14"/>
+                <w:lang w:val="en-US"/>
+              </w:rPr>
+              <w:t>UnoCSS</w:t>
+            </w:r>
+            <w:proofErr w:type="spellEnd"/>
+            <w:r>
+              <w:rPr>
+                <w:sz w:val="16"/>
+                <w:szCs w:val="14"/>
+                <w:lang w:val="en-US"/>
+              </w:rPr>
+              <w:t>, Typescript</w:t>
+            </w:r>
+            <w:r>
+              <w:rPr>
+                <w:sz w:val="16"/>
+                <w:szCs w:val="14"/>
+                <w:lang w:val="en-US"/>
+              </w:rPr>
+              <w:t xml:space="preserve">, </w:t>
+            </w:r>
+            <w:proofErr w:type="spellStart"/>
+            <w:r>
+              <w:rPr>
+                <w:sz w:val="16"/>
+                <w:szCs w:val="14"/>
+                <w:lang w:val="en-US"/>
+              </w:rPr>
+              <w:t>Vite</w:t>
+            </w:r>
+            <w:proofErr w:type="spellEnd"/>
           </w:p>
         </w:tc>
         <w:tc>
@@ -2350,7 +2548,7 @@
                   <w:u w:val="none"/>
                   <w:lang w:val="en-US"/>
                 </w:rPr>
-                <w:t>portfolio-svelte-5</w:t>
+                <w:t>abhijeetdhikale007.github.io</w:t>
               </w:r>
             </w:hyperlink>
           </w:p>
@@ -2365,16 +2563,62 @@
             <w:pPr>
               <w:ind w:left="170"/>
               <w:rPr>
-                <w:sz w:val="18"/>
-                <w:szCs w:val="18"/>
-              </w:rPr>
-            </w:pPr>
-            <w:r>
-              <w:rPr>
-                <w:sz w:val="16"/>
-                <w:szCs w:val="16"/>
-              </w:rPr>
-              <w:t>Developed a more advanced personal portfolio website using Svelte showcasing skills in web development. It includes header, hero, navbar, profile, education, skills, contact and footer.</w:t>
+                <w:sz w:val="16"/>
+                <w:szCs w:val="16"/>
+              </w:rPr>
+            </w:pPr>
+            <w:r>
+              <w:rPr>
+                <w:sz w:val="16"/>
+                <w:szCs w:val="16"/>
+              </w:rPr>
+              <w:t>Developed a personal portfolio website using Svelte</w:t>
+            </w:r>
+            <w:r>
+              <w:rPr>
+                <w:sz w:val="16"/>
+                <w:szCs w:val="16"/>
+              </w:rPr>
+              <w:t xml:space="preserve"> 5, </w:t>
+            </w:r>
+            <w:proofErr w:type="spellStart"/>
+            <w:r>
+              <w:rPr>
+                <w:sz w:val="16"/>
+                <w:szCs w:val="16"/>
+              </w:rPr>
+              <w:t>Svelte</w:t>
+            </w:r>
+            <w:r>
+              <w:rPr>
+                <w:sz w:val="16"/>
+                <w:szCs w:val="16"/>
+              </w:rPr>
+              <w:t>kit</w:t>
+            </w:r>
+            <w:proofErr w:type="spellEnd"/>
+            <w:r>
+              <w:rPr>
+                <w:sz w:val="16"/>
+                <w:szCs w:val="16"/>
+              </w:rPr>
+              <w:t xml:space="preserve">, </w:t>
+            </w:r>
+            <w:proofErr w:type="spellStart"/>
+            <w:r>
+              <w:rPr>
+                <w:sz w:val="16"/>
+                <w:szCs w:val="16"/>
+              </w:rPr>
+              <w:t>Unocss</w:t>
+            </w:r>
+            <w:proofErr w:type="spellEnd"/>
+            <w:r>
+              <w:rPr>
+                <w:sz w:val="16"/>
+                <w:szCs w:val="16"/>
+              </w:rPr>
+              <w:t xml:space="preserve"> showcasing skills in web development. It has light mode, dark mode, responsive design, 3D interactive objects, some with gyroscope. It includes header, home, skills, projects, education, resume.</w:t>
             </w:r>
           </w:p>
         </w:tc>
@@ -2384,9 +2628,10 @@
           </w:tcPr>
           <w:p>
             <w:pPr>
-              <w:rPr>
-                <w:sz w:val="18"/>
-                <w:szCs w:val="18"/>
+              <w:ind w:left="170"/>
+              <w:rPr>
+                <w:sz w:val="16"/>
+                <w:szCs w:val="16"/>
               </w:rPr>
             </w:pPr>
           </w:p>
@@ -2411,7 +2656,15 @@
                 <w:szCs w:val="18"/>
                 <w:lang w:val="en-US"/>
               </w:rPr>
-              <w:t>Personal Portfolio - React</w:t>
+              <w:t>Website - Automation</w:t>
+            </w:r>
+            <w:r>
+              <w:rPr>
+                <w:sz w:val="20"/>
+                <w:szCs w:val="18"/>
+                <w:lang w:val="en-US"/>
+              </w:rPr>
+              <w:t xml:space="preserve"> </w:t>
             </w:r>
           </w:p>
         </w:tc>
@@ -2439,18 +2692,9 @@
                   <w:u w:val="none"/>
                   <w:lang w:val="en-US"/>
                 </w:rPr>
-                <w:t>Abhijeetdhikale007-</w:t>
+                <w:t>abhijeetdhikale007.github.io/</w:t>
               </w:r>
-              <w:r>
-                <w:rPr>
-                  <w:rStyle w:val="Hyperlink"/>
-                  <w:color w:val="0070C0"/>
-                  <w:sz w:val="14"/>
-                  <w:szCs w:val="14"/>
-                  <w:u w:val="none"/>
-                </w:rPr>
-                <w:t>react</w:t>
-              </w:r>
+              <w:proofErr w:type="spellStart"/>
               <w:r>
                 <w:rPr>
                   <w:rStyle w:val="Hyperlink"/>
@@ -2460,8 +2704,9 @@
                   <w:u w:val="none"/>
                   <w:lang w:val="en-US"/>
                 </w:rPr>
-                <w:t>.vercel.app</w:t>
+                <w:t>autonetics</w:t>
               </w:r>
+              <w:proofErr w:type="spellEnd"/>
             </w:hyperlink>
           </w:p>
         </w:tc>
@@ -2484,23 +2729,25 @@
                 <w:szCs w:val="14"/>
                 <w:lang w:val="en-US"/>
               </w:rPr>
-              <w:t>React</w:t>
-            </w:r>
+              <w:t xml:space="preserve">Svelte 5, </w:t>
+            </w:r>
+            <w:proofErr w:type="spellStart"/>
             <w:r>
               <w:rPr>
                 <w:sz w:val="16"/>
                 <w:szCs w:val="14"/>
                 <w:lang w:val="en-US"/>
               </w:rPr>
-              <w:t>.</w:t>
-            </w:r>
+              <w:t>UnoCSS</w:t>
+            </w:r>
+            <w:proofErr w:type="spellEnd"/>
             <w:r>
               <w:rPr>
                 <w:sz w:val="16"/>
                 <w:szCs w:val="14"/>
                 <w:lang w:val="en-US"/>
               </w:rPr>
-              <w:t>js, Uno</w:t>
+              <w:t>, Typescript</w:t>
             </w:r>
             <w:r>
               <w:rPr>
@@ -2508,32 +2755,18 @@
                 <w:szCs w:val="14"/>
                 <w:lang w:val="en-US"/>
               </w:rPr>
-              <w:t>CSS</w:t>
-            </w:r>
+              <w:t xml:space="preserve">, </w:t>
+            </w:r>
+            <w:proofErr w:type="spellStart"/>
             <w:r>
               <w:rPr>
                 <w:sz w:val="16"/>
                 <w:szCs w:val="14"/>
                 <w:lang w:val="en-US"/>
               </w:rPr>
-              <w:t>, Three</w:t>
-            </w:r>
-            <w:r>
-              <w:rPr>
-                <w:sz w:val="16"/>
-                <w:szCs w:val="14"/>
-                <w:lang w:val="en-US"/>
-              </w:rPr>
-              <w:t>.</w:t>
-            </w:r>
-            <w:r>
-              <w:rPr>
-                <w:sz w:val="16"/>
-                <w:szCs w:val="14"/>
-                <w:lang w:val="en-US"/>
-              </w:rPr>
-              <w:t>js</w:t>
-            </w:r>
+              <w:t>Vite</w:t>
+            </w:r>
+            <w:proofErr w:type="spellEnd"/>
           </w:p>
         </w:tc>
         <w:tc>
@@ -2567,8 +2800,21 @@
                   <w:u w:val="none"/>
                   <w:lang w:val="en-US"/>
                 </w:rPr>
-                <w:t>Portfolio-react</w:t>
+                <w:t>abhijeetdhikale007/</w:t>
               </w:r>
+              <w:proofErr w:type="spellStart"/>
+              <w:r>
+                <w:rPr>
+                  <w:rStyle w:val="Hyperlink"/>
+                  <w:color w:val="0070C0"/>
+                  <w:sz w:val="14"/>
+                  <w:szCs w:val="14"/>
+                  <w:u w:val="none"/>
+                  <w:lang w:val="en-US"/>
+                </w:rPr>
+                <w:t>autonetics</w:t>
+              </w:r>
+              <w:proofErr w:type="spellEnd"/>
             </w:hyperlink>
           </w:p>
         </w:tc>
@@ -2582,16 +2828,72 @@
             <w:pPr>
               <w:ind w:left="170"/>
               <w:rPr>
-                <w:sz w:val="18"/>
-                <w:szCs w:val="18"/>
-              </w:rPr>
-            </w:pPr>
-            <w:r>
-              <w:rPr>
-                <w:sz w:val="16"/>
-                <w:szCs w:val="16"/>
-              </w:rPr>
-              <w:t>Developed a personal portfolio website using React showcasing skills in web development. It includes header, hero, navbar, profile, education, skills, contact, footer and some 3D interactive objects by using react-three-fiber.</w:t>
+                <w:sz w:val="16"/>
+                <w:szCs w:val="16"/>
+                <w:lang w:val="en-US"/>
+              </w:rPr>
+            </w:pPr>
+            <w:r>
+              <w:rPr>
+                <w:sz w:val="16"/>
+                <w:szCs w:val="16"/>
+                <w:lang w:val="en-US"/>
+              </w:rPr>
+              <w:t xml:space="preserve">Developed a website for </w:t>
+            </w:r>
+            <w:proofErr w:type="spellStart"/>
+            <w:r>
+              <w:rPr>
+                <w:sz w:val="16"/>
+                <w:szCs w:val="16"/>
+                <w:lang w:val="en-US"/>
+              </w:rPr>
+              <w:t>Autonetics</w:t>
+            </w:r>
+            <w:proofErr w:type="spellEnd"/>
+            <w:r>
+              <w:rPr>
+                <w:sz w:val="16"/>
+                <w:szCs w:val="16"/>
+                <w:lang w:val="en-US"/>
+              </w:rPr>
+              <w:t xml:space="preserve"> Training Center provides PLC training, SCADA training, Automation training, Electrical design courses in Nashik. Using </w:t>
+            </w:r>
+            <w:proofErr w:type="spellStart"/>
+            <w:r>
+              <w:rPr>
+                <w:sz w:val="16"/>
+                <w:szCs w:val="16"/>
+                <w:lang w:val="en-US"/>
+              </w:rPr>
+              <w:t>Sveltekit</w:t>
+            </w:r>
+            <w:proofErr w:type="spellEnd"/>
+            <w:r>
+              <w:rPr>
+                <w:sz w:val="16"/>
+                <w:szCs w:val="16"/>
+                <w:lang w:val="en-US"/>
+              </w:rPr>
+              <w:t xml:space="preserve"> 5, </w:t>
+            </w:r>
+            <w:proofErr w:type="spellStart"/>
+            <w:r>
+              <w:rPr>
+                <w:sz w:val="16"/>
+                <w:szCs w:val="16"/>
+                <w:lang w:val="en-US"/>
+              </w:rPr>
+              <w:t>Unocss</w:t>
+            </w:r>
+            <w:proofErr w:type="spellEnd"/>
+            <w:r>
+              <w:rPr>
+                <w:sz w:val="16"/>
+                <w:szCs w:val="16"/>
+                <w:lang w:val="en-US"/>
+              </w:rPr>
+              <w:t xml:space="preserve"> showcasing all the services provided, trainings, courses, gallery. It includes header, home, services, contact us, about us and footer.</w:t>
             </w:r>
           </w:p>
         </w:tc>
@@ -3909,6 +4211,18 @@
     <w:uiPriority w:val="99"/>
     <w:rsid w:val="005D248E"/>
   </w:style>
+  <w:style w:type="character" w:styleId="UnresolvedMention">
+    <w:name w:val="Unresolved Mention"/>
+    <w:basedOn w:val="DefaultParagraphFont"/>
+    <w:uiPriority w:val="99"/>
+    <w:semiHidden/>
+    <w:unhideWhenUsed/>
+    <w:rsid w:val="00974B9E"/>
+    <w:rPr>
+      <w:color w:val="605E5C"/>
+      <w:shd w:val="clear" w:color="auto" w:fill="E1DFDD"/>
+    </w:rPr>
+  </w:style>
 </w:styles>
 </file>
 
